--- a/ky/discovery-articles/6.17 Социалдык медиа платформалары.docx
+++ b/ky/discovery-articles/6.17 Социалдык медиа платформалары.docx
@@ -4,517 +4,339 @@
   <w:body>
     <w:p>
       <w:pPr>
-        <w:keepNext/>
-        <w:spacing w:before="280" w:after="120"/>
+        <w:pStyle w:val="Title"/>
+        <w:widowControl/>
       </w:pPr>
       <w:r>
-        <w:rPr>
-          <w:rFonts w:ascii="Calibri" w:hAnsi="Calibri" w:eastAsia="Calibri"/>
-          <w:b/>
-          <w:i w:val="0"/>
-          <w:color w:val="004E8C"/>
-          <w:sz w:val="44"/>
-        </w:rPr>
-        <w:t>6.17 Социалдык медиа платформалары</w:t>
+        <w:t xml:space="preserve">6.17 Социалдык тармактар</w:t>
       </w:r>
     </w:p>
     <w:p>
       <w:pPr>
-        <w:spacing w:after="80"/>
+        <w:keepNext/>
+        <w:widowControl/>
       </w:pPr>
       <w:r>
         <w:rPr>
-          <w:rFonts w:ascii="Calibri" w:hAnsi="Calibri" w:eastAsia="Calibri"/>
-          <w:b w:val="0"/>
-          <w:i/>
-          <w:color w:val="505050"/>
-          <w:sz w:val="22"/>
+          <w:sz w:val="20"/>
         </w:rPr>
         <w:t>6. Санарип технологиялар, космос жана байланыш</w:t>
       </w:r>
     </w:p>
     <w:p>
       <w:pPr>
-        <w:spacing w:after="200"/>
+        <w:keepNext/>
+        <w:widowControl/>
       </w:pPr>
       <w:r>
         <w:rPr>
-          <w:rFonts w:ascii="Calibri" w:hAnsi="Calibri" w:eastAsia="Calibri"/>
-          <w:b w:val="0"/>
-          <w:i/>
-          <w:sz w:val="22"/>
+          <w:sz w:val="20"/>
         </w:rPr>
-        <w:t>Мезгил: 1997-жыл (SixDegrees); 2004-жыл (Facebook); 2006-жыл (Twitter) | Негизги өкүлдөр: Марк Цукерберг (Facebook); Жек Дорси (Twitter); Кевин Систром (Instagram) жана башка көптөгөн ишкерлер</w:t>
+        <w:t>Мезгил: 1997-жыл (SixDegrees); 2004-жыл (Facebook); 2006-жыл (Twitter) | Негизги салым кошкондор: Марк Цукерберг (Facebook); Жек Дорси (Twitter); Кевин Систром (Instagram) жана башкалар</w:t>
       </w:r>
     </w:p>
     <w:p>
       <w:pPr>
-        <w:spacing w:after="160" w:line="276" w:lineRule="auto"/>
+        <w:widowControl/>
       </w:pPr>
       <w:r>
-        <w:rPr>
-          <w:rFonts w:ascii="Calibri" w:hAnsi="Calibri" w:eastAsia="Calibri"/>
-          <w:b w:val="0"/>
-          <w:i w:val="0"/>
-          <w:sz w:val="22"/>
-        </w:rPr>
-        <w:t>Социалдык медиа платформалары — адамдарга досторунун же катталуучуларынын тармагына өз материалын жарыялоого мүмкүнчүлүк берген сайттар жана колдонмолор. Алар ар бир адамды бир убакта аудиторияга да, жарыялоочуга да айлантты.</w:t>
+        <w:t xml:space="preserve">Социалдык тармактар адамдарга достор же катталуучулар тармагына жарыялоого шарт түзөт. Алар аудитория менен жарыялоочуну бир эле адамдар кылган.</w:t>
       </w:r>
     </w:p>
     <w:p>
       <w:pPr>
-        <w:keepNext/>
-        <w:spacing w:before="240" w:after="120"/>
+        <w:pStyle w:val="Heading1"/>
+        <w:widowControl/>
       </w:pPr>
       <w:r>
-        <w:rPr>
-          <w:rFonts w:ascii="Calibri" w:hAnsi="Calibri" w:eastAsia="Calibri"/>
-          <w:b/>
-          <w:i w:val="0"/>
-          <w:color w:val="004E8C"/>
-          <w:sz w:val="28"/>
-        </w:rPr>
-        <w:t>Негизги фактылар</w:t>
+        <w:t>Негизги маалыматтар</w:t>
       </w:r>
     </w:p>
     <w:p>
       <w:pPr>
         <w:pStyle w:val="ListBullet"/>
+        <w:widowControl/>
       </w:pPr>
       <w:r>
-        <w:rPr>
-          <w:rFonts w:ascii="Calibri" w:hAnsi="Calibri" w:eastAsia="Calibri"/>
-          <w:b w:val="0"/>
-          <w:i w:val="0"/>
-          <w:sz w:val="22"/>
-        </w:rPr>
-        <w:t>Алгачкы сайттардын арасында SixDegrees (1997), Friendster жана MySpace болгон</w:t>
+        <w:t>Алгачкы сайттарга SixDegrees (1997-жыл), Friendster, MySpace жана башкалар кирген.</w:t>
       </w:r>
     </w:p>
     <w:p>
       <w:pPr>
         <w:pStyle w:val="ListBullet"/>
+        <w:widowControl/>
       </w:pPr>
       <w:r>
-        <w:rPr>
-          <w:rFonts w:ascii="Calibri" w:hAnsi="Calibri" w:eastAsia="Calibri"/>
-          <w:b w:val="0"/>
-          <w:i w:val="0"/>
-          <w:sz w:val="22"/>
-        </w:rPr>
-        <w:t>Facebook (2004), андан кийин Twitter, YouTube, Instagram, TikTok жана WeChat бул үлгүнү дүйнөлүк масштабга чыгарган</w:t>
+        <w:t>Facebook (2004-жыл), кийин Twitter, YouTube, Instagram, TikTok жана WeChat моделди кеңейткен.</w:t>
       </w:r>
     </w:p>
     <w:p>
       <w:pPr>
         <w:pStyle w:val="ListBullet"/>
+        <w:widowControl/>
       </w:pPr>
       <w:r>
-        <w:rPr>
-          <w:rFonts w:ascii="Calibri" w:hAnsi="Calibri" w:eastAsia="Calibri"/>
-          <w:b w:val="0"/>
-          <w:i w:val="0"/>
-          <w:sz w:val="22"/>
-        </w:rPr>
-        <w:t>Колдонуучулар түзгөн мазмун — студиялар эмес, жөнөкөй адамдар даярдаган материал</w:t>
+        <w:t>Колдонуучу жараткан мазмунду студия гана эмес, кадимки адамдар чыгарат.</w:t>
       </w:r>
     </w:p>
     <w:p>
       <w:pPr>
         <w:pStyle w:val="ListBullet"/>
+        <w:widowControl/>
       </w:pPr>
       <w:r>
-        <w:rPr>
-          <w:rFonts w:ascii="Calibri" w:hAnsi="Calibri" w:eastAsia="Calibri"/>
-          <w:b w:val="0"/>
-          <w:i w:val="0"/>
-          <w:sz w:val="22"/>
-        </w:rPr>
-        <w:t>Жаңылыктар тасмасы көбүнчө адам кайсы материалды ачарын божомолдогон алгоритм аркылуу иреттелет</w:t>
+        <w:t>Тасмалар көбүнчө эмнени басарыңызды болжолдогон алгоритм менен иреттелет.</w:t>
       </w:r>
     </w:p>
     <w:p>
       <w:pPr>
         <w:pStyle w:val="ListBullet"/>
+        <w:widowControl/>
       </w:pPr>
       <w:r>
-        <w:rPr>
-          <w:rFonts w:ascii="Calibri" w:hAnsi="Calibri" w:eastAsia="Calibri"/>
-          <w:b w:val="0"/>
-          <w:i w:val="0"/>
-          <w:sz w:val="22"/>
-        </w:rPr>
-        <w:t>Бир эле куралдар коомчулукту да, жаңжалды да уюштура алат</w:t>
+        <w:t>Ошол эле куралдар жамаатты да, кагылышууну да уюштурат.</w:t>
       </w:r>
     </w:p>
     <w:p>
       <w:pPr>
-        <w:keepNext/>
-        <w:spacing w:before="240" w:after="120"/>
+        <w:pStyle w:val="Heading1"/>
+        <w:widowControl/>
       </w:pPr>
       <w:r>
-        <w:rPr>
-          <w:rFonts w:ascii="Calibri" w:hAnsi="Calibri" w:eastAsia="Calibri"/>
-          <w:b/>
-          <w:i w:val="0"/>
-          <w:color w:val="004E8C"/>
-          <w:sz w:val="28"/>
-        </w:rPr>
-        <w:t>Бул эмне</w:t>
+        <w:t>Бул эмне?</w:t>
       </w:r>
     </w:p>
     <w:p>
       <w:pPr>
-        <w:spacing w:after="160" w:line="276" w:lineRule="auto"/>
+        <w:widowControl/>
       </w:pPr>
       <w:r>
-        <w:rPr>
-          <w:rFonts w:ascii="Calibri" w:hAnsi="Calibri" w:eastAsia="Calibri"/>
-          <w:b w:val="0"/>
-          <w:i w:val="0"/>
-          <w:sz w:val="22"/>
-        </w:rPr>
-        <w:t>Социалдык медиа платформасы колдонуучуга профиль түзүүгө, башкалар менен байланышууга жана текстти, сүрөттү же видеону өз тармагына бөлүшүүгө шарт түзөт. Жаңылыктар тасмасы — улам жаңырган билдирүүлөрдүн тизмеси; ал көп учурда убактысына карап эмес, материалдын ордун аныктаган алгоритм боюнча иреттелет. Колдонуучу түзгөн мазмунда көрүүчү өзү да көрсөтүүнүн автору болот. Мындай колдонмону шаар аянты, почта жана жарнама тактасы бир жерге бириккендей элестетсе болот.</w:t>
+        <w:t>Социалдык медиа платформа колдонуучуга профиль түзүүгө, башкаларга байланышууга жана текст, сүрөт же видеону тармакка бөлүшүүгө мүмкүнчүлүк берет. Жаңылыктар тасмасы — улам кошулган билдирүүлөрдүн тизмеси; ал көбүнчө убакыт менен гана эмес, алгоритмдик иреттөө менен түзүлөт. Колдонуучу мазмун жаратат деген — көрөрман көрсөтүүнү өзү да даярдайт деген сөз. Бул шаар аянты, почта жана жарнама тактасы бир тиркемеге кошулгандай.</w:t>
       </w:r>
     </w:p>
     <w:p>
       <w:pPr>
-        <w:keepNext/>
-        <w:spacing w:before="240" w:after="120"/>
+        <w:pStyle w:val="Heading1"/>
+        <w:widowControl/>
       </w:pPr>
       <w:r>
-        <w:rPr>
-          <w:rFonts w:ascii="Calibri" w:hAnsi="Calibri" w:eastAsia="Calibri"/>
-          <w:b/>
-          <w:i w:val="0"/>
-          <w:color w:val="004E8C"/>
-          <w:sz w:val="28"/>
-        </w:rPr>
-        <w:t>Аны ким ачкан же ойлоп тапкан</w:t>
+        <w:t xml:space="preserve">Ким ойлоп тапкан</w:t>
       </w:r>
     </w:p>
     <w:p>
       <w:pPr>
-        <w:spacing w:after="160" w:line="276" w:lineRule="auto"/>
+        <w:widowControl/>
       </w:pPr>
       <w:r>
-        <w:rPr>
-          <w:rFonts w:ascii="Calibri" w:hAnsi="Calibri" w:eastAsia="Calibri"/>
-          <w:b w:val="0"/>
-          <w:i w:val="0"/>
-          <w:sz w:val="22"/>
-        </w:rPr>
-        <w:t>SixDegrees (1997) көбүнчө алгачкы социалдык тармактардын бири деп саналат. Андан кийин Friendster, MySpace, LinkedIn, Марк Цукерберг жана кесиптештери 2004-жылы түзгөн Facebook, ошондой эле YouTube, Twitter, Instagram, TikTok жана көптөгөн аймактык колдонмолор бул форманы өркүндөттү. Интернетте баарлашууну эч ким жалгыз ойлоп тапкан эмес; компаниялар аны чоң масштабда иштеткен, жарнама каржылаган түзүлүштү жаратты. Форумдар менен блогдор алардын мурунку түрлөрү болгон. Бул компаниялардын айрымдары дүйнөдөгү эң ири ишканаларга айланды.</w:t>
+        <w:t>SixDegrees (1997-жыл) алгачкы социалдык тармактардын бири катары көп аталат. Friendster, MySpace, LinkedIn, Марк Цукерберг жана кесиптештеринин Facebookу (2004-жыл), YouTube, Twitter, Instagram, TikTok жана аймактык тиркемелер форманы улам өзгөрткөн. Онлайн баарлашууну эч ким бир өзү ойлоп тапкан эмес; компаниялар аны чоң масштабда жарнама менен каржылаган түзүлүштөрдү курган. Форум менен блогдор мурдагы башаттары болгон. Айрым компаниялар дүйнөдөгү эң ирилердин катарына кирген.</w:t>
       </w:r>
     </w:p>
     <w:p>
       <w:pPr>
-        <w:keepNext/>
-        <w:spacing w:before="240" w:after="120"/>
+        <w:pStyle w:val="Heading1"/>
+        <w:widowControl/>
       </w:pPr>
       <w:r>
-        <w:rPr>
-          <w:rFonts w:ascii="Calibri" w:hAnsi="Calibri" w:eastAsia="Calibri"/>
-          <w:b/>
-          <w:i w:val="0"/>
-          <w:color w:val="004E8C"/>
-          <w:sz w:val="28"/>
-        </w:rPr>
-        <w:t>Качан жана кантип пайда болгон</w:t>
+        <w:t>Качан жана кантип пайда болгон?</w:t>
       </w:r>
     </w:p>
     <w:p>
       <w:pPr>
-        <w:spacing w:after="160" w:line="276" w:lineRule="auto"/>
+        <w:widowControl/>
       </w:pPr>
       <w:r>
-        <w:rPr>
-          <w:rFonts w:ascii="Calibri" w:hAnsi="Calibri" w:eastAsia="Calibri"/>
-          <w:b w:val="0"/>
-          <w:i w:val="0"/>
-          <w:sz w:val="22"/>
-        </w:rPr>
-        <w:t>Арзан санарип камералар, кең тилкелүү интернет жана смартфон тынымсыз жаңы билдирүүлөрдүн агымын жаратты. Венчурдук капитал жана жарнама аркылуу каржыланган акысыз кызматтарга көнгөн интернет өсүштү тездетти. 2010-жылдары телефон камерасы көпчүлүктүн негизги жарыялоо куралы болуп калды. Мыйзамдык жөнгө салуу бул өзгөрүүдөн артта калды. Университеттеги студенттердин каталогунан башталган кызматтар жеке компанияларга таандык дүйнөлүк коомдук аянттарга айланды.</w:t>
+        <w:t>Арзан санарип камера, кең тилкелүү интернет жана смартфон тынымсыз билдирүү агымын жараткан. Венчурдук капитал жана акысыз, жарнама каржылаган кызматка көнгөн веб өсүштү колдогон. 2010-жылдары телефон камерасы негизги жарыялоо куралына айланган. Жөнгө салуу артта калган. Университеттик байланыш тизмелери жеке ээси бар дүйнөлүк коомдук аянттарга өскөн.</w:t>
       </w:r>
     </w:p>
     <w:p>
       <w:pPr>
-        <w:keepNext/>
-        <w:spacing w:before="240" w:after="120"/>
+        <w:pStyle w:val="Heading1"/>
+        <w:widowControl/>
       </w:pPr>
       <w:r>
-        <w:rPr>
-          <w:rFonts w:ascii="Calibri" w:hAnsi="Calibri" w:eastAsia="Calibri"/>
-          <w:b/>
-          <w:i w:val="0"/>
-          <w:color w:val="004E8C"/>
-          <w:sz w:val="28"/>
-        </w:rPr>
-        <w:t>Илимий жактан мааниси</w:t>
+        <w:t>Илим үчүн мааниси</w:t>
       </w:r>
     </w:p>
     <w:p>
       <w:pPr>
-        <w:spacing w:after="160" w:line="276" w:lineRule="auto"/>
+        <w:widowControl/>
       </w:pPr>
       <w:r>
-        <w:rPr>
-          <w:rFonts w:ascii="Calibri" w:hAnsi="Calibri" w:eastAsia="Calibri"/>
-          <w:b w:val="0"/>
-          <w:i w:val="0"/>
-          <w:sz w:val="22"/>
-        </w:rPr>
-        <w:t>Бул платформалар ким кимди тааный турганын көрсөткөн социалдык байланыштар картасын маалыматка айлантты. Натыйжада тармак илими үчүн жаңы изилдөө мүмкүнчүлүктөрү жана мазмунду көзөмөлдөө боюнча жаңы көйгөйлөр пайда болду. Адамдын көңүлү өлчөнө турган ресурс болуп калды. Коом үчүн негизги суроо — иреттөө эрежелери ишенимге кандай таасир этет? Жаңылыктар тасмасы дүйнөгө ачылган бейтарап терезе эмес.</w:t>
+        <w:t>Платформалар «ким кимди тааныйт?» деген социалдык байланыштарды маалыматка айландырган. Тармак илиминде жаңы изилдөөлөрдү жана мазмунду көзөмөлдөөдө жаңы маселелерди жараткан. Көңүл буруу өлчөнүүчү ресурс болгон. Коомдук суроо — иреттөө эрежеси ишенимге кандай таасир этет? Жаңылык тасмасы дүйнөгө бейтарап терезе эмес.</w:t>
       </w:r>
     </w:p>
     <w:p>
       <w:pPr>
-        <w:keepNext/>
-        <w:spacing w:before="240" w:after="120"/>
+        <w:pStyle w:val="Heading1"/>
+        <w:widowControl/>
       </w:pPr>
       <w:r>
-        <w:rPr>
-          <w:rFonts w:ascii="Calibri" w:hAnsi="Calibri" w:eastAsia="Calibri"/>
-          <w:b/>
-          <w:i w:val="0"/>
-          <w:color w:val="004E8C"/>
-          <w:sz w:val="28"/>
-        </w:rPr>
-        <w:t>Кийинки өнүгүүлөргө тийгизген таасири</w:t>
+        <w:t>Кийинки өнүгүүгө тийгизген таасири</w:t>
       </w:r>
     </w:p>
     <w:p>
       <w:pPr>
-        <w:spacing w:after="160" w:line="276" w:lineRule="auto"/>
+        <w:widowControl/>
       </w:pPr>
       <w:r>
-        <w:rPr>
-          <w:rFonts w:ascii="Calibri" w:hAnsi="Calibri" w:eastAsia="Calibri"/>
-          <w:b w:val="0"/>
-          <w:i w:val="0"/>
-          <w:sz w:val="22"/>
-        </w:rPr>
-        <w:t>Түз эфир, таасир берүүчү блогерлер жана кыска видеолор кийин пайда болгон форматтар. Кабарлашуу колдонмолору менен социалдык медианын чек арасы жоголду. Саясий үгүт, кырсык маалындагы өз ара жардам жана куугунтук бир эле баскычтарды колдонду. Башкача менчик түзүмүнө ээ альтернативдүү жана борбордон ажыратылган тармактар пайдалуу мүмкүнчүлүктөрдү сактап калууга аракет кылууда. Кийинки күрөш платформанын эрежеси менен түзүлүшү үчүн жүрүп жатат.</w:t>
+        <w:t>Түз эфир, таасирдүү контент жаратуучулар жана кыска видео кийинки форматтар. Кабарлашуу тиркемелери социалдык медиага жакындаган. Саясий өнөктүк, кырсыктагы өз ара жардам жана куугунтук бир эле баскычтарды тапкан. Альтернативдүү жана борбордон ажыратылган тармактар пайдалуу бөлүктөрдү башка ээлик менен сактоого аракеттенет. Уландысы — эреже жана дизайн үчүн талаш.</w:t>
       </w:r>
     </w:p>
     <w:p>
       <w:pPr>
-        <w:keepNext/>
-        <w:spacing w:before="240" w:after="120"/>
+        <w:pStyle w:val="Heading1"/>
+        <w:widowControl/>
       </w:pPr>
       <w:r>
-        <w:rPr>
-          <w:rFonts w:ascii="Calibri" w:hAnsi="Calibri" w:eastAsia="Calibri"/>
-          <w:b/>
-          <w:i w:val="0"/>
-          <w:color w:val="004E8C"/>
-          <w:sz w:val="28"/>
-        </w:rPr>
-        <w:t>Адамдардын жашоосун кантип өзгөрткөн</w:t>
+        <w:t>Адамдардын жашоосун кантип өзгөрткөн?</w:t>
       </w:r>
     </w:p>
     <w:p>
       <w:pPr>
-        <w:spacing w:after="160" w:line="276" w:lineRule="auto"/>
+        <w:widowControl/>
       </w:pPr>
       <w:r>
-        <w:rPr>
-          <w:rFonts w:ascii="Calibri" w:hAnsi="Calibri" w:eastAsia="Calibri"/>
-          <w:b w:val="0"/>
-          <w:i w:val="0"/>
-          <w:sz w:val="22"/>
-        </w:rPr>
-        <w:t>Адамдар алыста жүрүп да достукту сактоого жана сейрек кызыкчылыктагы коомчулуктарды табууга мүмкүнчүлүк алды. Ошол эле учурда өзүн башкалар менен салыштыруу, ачуулануу жана уюшкан жалган маалымат күчөдү. Журналистика менен өспүрүмдөрдүн жашоосу түп-тамырынан өзгөрдү. Коом планеталык масштабдагы сөз эркиндиги менен кантип иштөөнү дагы эле үйрөнүп жатат. Бир эле курал адамдарды билимдин айланасына чогулта да, ызы-чуу менен туш-тушка тарата да алат.</w:t>
+        <w:t>Адамдар алыскы достукту сактап, сейрек кызыкчылыктагы жамаатты табууга мүмкүнчүлүк алган. Ошол эле учурда өзүн башкага салыштыруу, ачуулануу жана уюшкан жалган маалымат келген. Журналистика жана өспүрүм жашоосу өзгөргөн. Коом планета масштабындагы сөздү башкарууну дагы үйрөнүүдө. Бир курал адамдарды билимдин айланасына чогулта да, маалымат ызы-чуусу менен чачырата да алат.</w:t>
       </w:r>
     </w:p>
     <w:p>
       <w:pPr>
-        <w:keepNext/>
-        <w:spacing w:before="240" w:after="120"/>
+        <w:pStyle w:val="Heading1"/>
+        <w:widowControl/>
       </w:pPr>
       <w:r>
-        <w:rPr>
-          <w:rFonts w:ascii="Calibri" w:hAnsi="Calibri" w:eastAsia="Calibri"/>
-          <w:b/>
-          <w:i w:val="0"/>
-          <w:color w:val="004E8C"/>
-          <w:sz w:val="28"/>
-        </w:rPr>
-        <w:t>Булактар жана шилтемелер</w:t>
+        <w:t>Булактар жана кошумча окуу</w:t>
       </w:r>
     </w:p>
     <w:p>
       <w:pPr>
-        <w:keepNext/>
-        <w:spacing w:before="240" w:after="120"/>
+        <w:pStyle w:val="Heading2"/>
+        <w:widowControl/>
       </w:pPr>
       <w:r>
         <w:rPr>
-          <w:rFonts w:ascii="Calibri" w:hAnsi="Calibri" w:eastAsia="Calibri"/>
-          <w:b/>
-          <w:i w:val="0"/>
-          <w:color w:val="004E8C"/>
-          <w:sz w:val="24"/>
+          <w:sz w:val="20"/>
         </w:rPr>
-        <w:t>C. Мекемелердин материалдары жана энциклопедиялык булактар</w:t>
+        <w:t>Уюмдардын жана энциклопедиялардын материалдары</w:t>
       </w:r>
     </w:p>
     <w:p>
       <w:pPr>
-        <w:spacing w:after="80"/>
-        <w:ind w:left="360"/>
+        <w:widowControl/>
       </w:pPr>
       <w:r>
         <w:rPr>
-          <w:rFonts w:ascii="Calibri" w:hAnsi="Calibri" w:eastAsia="Calibri"/>
-          <w:b w:val="0"/>
-          <w:i w:val="0"/>
-          <w:sz w:val="22"/>
+          <w:sz w:val="20"/>
         </w:rPr>
-        <w:t>1. Our World in Data. «Социалдык медианын өсүшү».</w:t>
-      </w:r>
-      <w:r>
-        <w:rPr>
-          <w:rFonts w:ascii="Calibri" w:hAnsi="Calibri" w:eastAsia="Calibri"/>
-          <w:b w:val="0"/>
-          <w:i w:val="0"/>
-          <w:sz w:val="22"/>
-        </w:rPr>
-        <w:t xml:space="preserve"> </w:t>
+        <w:t xml:space="preserve">1. Our World in Data. 'The rise of social media.' </w:t>
       </w:r>
       <w:hyperlink r:id="rId9">
         <w:r>
           <w:rPr>
-            <w:rFonts w:ascii="Calibri" w:hAnsi="Calibri" w:eastAsia="Calibri"/>
-            <w:b w:val="0"/>
-            <w:i w:val="0"/>
-            <w:sz w:val="22"/>
-            <w:color w:val="0563C1"/>
-            <w:u w:val="single"/>
+            <w:sz w:val="20"/>
           </w:rPr>
           <w:t>https://ourworldindata.org/rise-of-social-media</w:t>
         </w:r>
       </w:hyperlink>
+      <w:r>
+        <w:rPr>
+          <w:sz w:val="20"/>
+        </w:rPr>
+      </w:r>
     </w:p>
     <w:p>
       <w:pPr>
-        <w:spacing w:after="80"/>
-        <w:ind w:left="360"/>
+        <w:widowControl/>
       </w:pPr>
       <w:r>
         <w:rPr>
-          <w:rFonts w:ascii="Calibri" w:hAnsi="Calibri" w:eastAsia="Calibri"/>
-          <w:b w:val="0"/>
-          <w:i w:val="0"/>
-          <w:sz w:val="22"/>
+          <w:sz w:val="20"/>
         </w:rPr>
-        <w:t>2. Encyclopaedia Britannica. «Социалдык тармак».</w:t>
-      </w:r>
-      <w:r>
-        <w:rPr>
-          <w:rFonts w:ascii="Calibri" w:hAnsi="Calibri" w:eastAsia="Calibri"/>
-          <w:b w:val="0"/>
-          <w:i w:val="0"/>
-          <w:sz w:val="22"/>
-        </w:rPr>
-        <w:t xml:space="preserve"> </w:t>
+        <w:t xml:space="preserve">2. Encyclopaedia Britannica. 'Social network.' </w:t>
       </w:r>
       <w:hyperlink r:id="rId10">
         <w:r>
           <w:rPr>
-            <w:rFonts w:ascii="Calibri" w:hAnsi="Calibri" w:eastAsia="Calibri"/>
-            <w:b w:val="0"/>
-            <w:i w:val="0"/>
-            <w:sz w:val="22"/>
-            <w:color w:val="0563C1"/>
-            <w:u w:val="single"/>
+            <w:sz w:val="20"/>
           </w:rPr>
           <w:t>https://www.britannica.com/topic/social-network</w:t>
         </w:r>
       </w:hyperlink>
+      <w:r>
+        <w:rPr>
+          <w:sz w:val="20"/>
+        </w:rPr>
+      </w:r>
     </w:p>
     <w:p>
       <w:pPr>
-        <w:spacing w:after="80"/>
-        <w:ind w:left="360"/>
+        <w:widowControl/>
       </w:pPr>
       <w:r>
         <w:rPr>
-          <w:rFonts w:ascii="Calibri" w:hAnsi="Calibri" w:eastAsia="Calibri"/>
-          <w:b w:val="0"/>
-          <w:i w:val="0"/>
-          <w:sz w:val="22"/>
+          <w:sz w:val="20"/>
         </w:rPr>
-        <w:t>3. Pew Research Center. Социалдык медиа боюнча маалымат баракчасы.</w:t>
-      </w:r>
-      <w:r>
-        <w:rPr>
-          <w:rFonts w:ascii="Calibri" w:hAnsi="Calibri" w:eastAsia="Calibri"/>
-          <w:b w:val="0"/>
-          <w:i w:val="0"/>
-          <w:sz w:val="22"/>
-        </w:rPr>
-        <w:t xml:space="preserve"> </w:t>
+        <w:t xml:space="preserve">3. Pew Research Center. Social media fact sheet. </w:t>
       </w:r>
       <w:hyperlink r:id="rId11">
         <w:r>
           <w:rPr>
-            <w:rFonts w:ascii="Calibri" w:hAnsi="Calibri" w:eastAsia="Calibri"/>
-            <w:b w:val="0"/>
-            <w:i w:val="0"/>
-            <w:sz w:val="22"/>
-            <w:color w:val="0563C1"/>
-            <w:u w:val="single"/>
+            <w:sz w:val="20"/>
           </w:rPr>
           <w:t>https://www.pewresearch.org/internet/fact-sheet/social-media/</w:t>
         </w:r>
       </w:hyperlink>
+      <w:r>
+        <w:rPr>
+          <w:sz w:val="20"/>
+        </w:rPr>
+      </w:r>
     </w:p>
     <w:p>
       <w:pPr>
-        <w:spacing w:after="80"/>
-        <w:ind w:left="360"/>
+        <w:widowControl/>
       </w:pPr>
       <w:r>
         <w:rPr>
-          <w:rFonts w:ascii="Calibri" w:hAnsi="Calibri" w:eastAsia="Calibri"/>
-          <w:b w:val="0"/>
-          <w:i w:val="0"/>
-          <w:sz w:val="22"/>
+          <w:sz w:val="20"/>
         </w:rPr>
-        <w:t>4. Stanford Encyclopedia of Philosophy. «Социалдык тармактар жана этика».</w:t>
-      </w:r>
-      <w:r>
-        <w:rPr>
-          <w:rFonts w:ascii="Calibri" w:hAnsi="Calibri" w:eastAsia="Calibri"/>
-          <w:b w:val="0"/>
-          <w:i w:val="0"/>
-          <w:sz w:val="22"/>
-        </w:rPr>
-        <w:t xml:space="preserve"> </w:t>
+        <w:t xml:space="preserve">4. Stanford Encyclopedia of Philosophy. 'Social Networking and Ethics.' </w:t>
       </w:r>
       <w:hyperlink r:id="rId12">
         <w:r>
           <w:rPr>
-            <w:rFonts w:ascii="Calibri" w:hAnsi="Calibri" w:eastAsia="Calibri"/>
-            <w:b w:val="0"/>
-            <w:i w:val="0"/>
-            <w:sz w:val="22"/>
-            <w:color w:val="0563C1"/>
-            <w:u w:val="single"/>
+            <w:sz w:val="20"/>
           </w:rPr>
           <w:t>https://plato.stanford.edu/entries/ethics-social-networking/</w:t>
         </w:r>
       </w:hyperlink>
+      <w:r>
+        <w:rPr>
+          <w:sz w:val="20"/>
+        </w:rPr>
+      </w:r>
     </w:p>
     <w:sectPr>
-      <w:pgSz w:w="12240" w:h="15840"/>
-      <w:pgMar w:top="1296" w:right="1440" w:bottom="1296" w:left="1440" w:header="720" w:footer="720" w:gutter="0"/>
+      <w:footerReference w:type="default" r:id="rId13"/>
+      <w:pgSz w:w="11906" w:h="16838"/>
+      <w:pgMar w:top="1020" w:right="1134" w:bottom="1020" w:left="1134" w:header="720" w:footer="720" w:gutter="0"/>
       <w:cols w:space="720"/>
       <w:docGrid w:linePitch="360"/>
     </w:sectPr>
   </w:body>
 </w:document>
+</file>
+
+<file path=word/footer1.xml><?xml version="1.0" encoding="utf-8"?>
+<w:ftr xmlns:m="http://schemas.openxmlformats.org/officeDocument/2006/math" xmlns:mc="http://schemas.openxmlformats.org/markup-compatibility/2006" xmlns:mo="http://schemas.microsoft.com/office/mac/office/2008/main" xmlns:mv="urn:schemas-microsoft-com:mac:vml" xmlns:o="urn:schemas-microsoft-com:office:office" xmlns:r="http://schemas.openxmlformats.org/officeDocument/2006/relationships" xmlns:v="urn:schemas-microsoft-com:vml" xmlns:w10="urn:schemas-microsoft-com:office:word" xmlns:w14="http://schemas.microsoft.com/office/word/2010/wordml" xmlns:w="http://schemas.openxmlformats.org/wordprocessingml/2006/main" xmlns:wne="http://schemas.microsoft.com/office/word/2006/wordml" xmlns:wp14="http://schemas.microsoft.com/office/word/2010/wordprocessingDrawing" xmlns:wp="http://schemas.openxmlformats.org/drawingml/2006/wordprocessingDrawing" xmlns:wpc="http://schemas.microsoft.com/office/word/2010/wordprocessingCanvas" xmlns:wpg="http://schemas.microsoft.com/office/word/2010/wordprocessingGroup" xmlns:wpi="http://schemas.microsoft.com/office/word/2010/wordprocessingInk" xmlns:wps="http://schemas.microsoft.com/office/word/2010/wordprocessingShape" mc:Ignorable="w14 wp14">
+  <w:p>
+    <w:pPr>
+      <w:pStyle w:val="Footer"/>
+      <w:jc w:val="right"/>
+    </w:pPr>
+    <w:fldSimple w:instr="PAGE"/>
+  </w:p>
+</w:ftr>
 </file>
 
 <file path=word/numbering.xml><?xml version="1.0" encoding="utf-8"?>
@@ -725,7 +547,7 @@
   <w:docDefaults>
     <w:rPrDefault>
       <w:rPr>
-        <w:rFonts w:asciiTheme="minorHAnsi" w:eastAsiaTheme="minorEastAsia" w:hAnsiTheme="minorHAnsi" w:cstheme="minorBidi"/>
+        <w:rFonts/>
         <w:sz w:val="22"/>
         <w:szCs w:val="22"/>
         <w:lang w:val="en-US" w:eastAsia="en-US" w:bidi="ar-SA"/>
@@ -880,6 +702,15 @@
     <w:name w:val="Normal"/>
     <w:qFormat/>
     <w:rsid w:val="00FC693F"/>
+    <w:pPr>
+      <w:spacing w:after="120" w:line="259" w:lineRule="auto"/>
+    </w:pPr>
+    <w:rPr>
+      <w:rFonts w:ascii="Times New Roman" w:hAnsi="Times New Roman"/>
+      <w:color w:val="000000"/>
+      <w:sz w:val="24"/>
+      <w:lang w:val="ky-KG"/>
+    </w:rPr>
   </w:style>
   <w:style w:type="paragraph" w:styleId="Header">
     <w:name w:val="header"/>
@@ -936,16 +767,17 @@
     <w:pPr>
       <w:keepNext/>
       <w:keepLines/>
-      <w:spacing w:before="480" w:after="0"/>
+      <w:spacing w:before="480" w:after="120" w:line="259" w:lineRule="auto"/>
       <w:outlineLvl w:val="0"/>
     </w:pPr>
     <w:rPr>
-      <w:rFonts w:asciiTheme="majorHAnsi" w:eastAsiaTheme="majorEastAsia" w:hAnsiTheme="majorHAnsi" w:cstheme="majorBidi"/>
+      <w:rFonts w:ascii="Times New Roman" w:hAnsi="Times New Roman"/>
       <w:b/>
       <w:bCs/>
-      <w:color w:val="365F91" w:themeColor="accent1" w:themeShade="BF"/>
-      <w:sz w:val="28"/>
+      <w:color w:val="000000"/>
+      <w:sz w:val="26"/>
       <w:szCs w:val="28"/>
+      <w:lang w:val="ky-KG"/>
     </w:rPr>
   </w:style>
   <w:style w:type="paragraph" w:styleId="Heading2">
@@ -960,16 +792,17 @@
     <w:pPr>
       <w:keepNext/>
       <w:keepLines/>
-      <w:spacing w:before="200" w:after="0"/>
+      <w:spacing w:before="200" w:after="120" w:line="259" w:lineRule="auto"/>
       <w:outlineLvl w:val="1"/>
     </w:pPr>
     <w:rPr>
-      <w:rFonts w:asciiTheme="majorHAnsi" w:eastAsiaTheme="majorEastAsia" w:hAnsiTheme="majorHAnsi" w:cstheme="majorBidi"/>
+      <w:rFonts w:ascii="Times New Roman" w:hAnsi="Times New Roman"/>
       <w:b/>
       <w:bCs/>
-      <w:color w:val="4F81BD" w:themeColor="accent1"/>
+      <w:color w:val="000000"/>
       <w:sz w:val="26"/>
       <w:szCs w:val="26"/>
+      <w:lang w:val="ky-KG"/>
     </w:rPr>
   </w:style>
   <w:style w:type="paragraph" w:styleId="Heading3">
@@ -988,7 +821,7 @@
       <w:outlineLvl w:val="2"/>
     </w:pPr>
     <w:rPr>
-      <w:rFonts w:asciiTheme="majorHAnsi" w:eastAsiaTheme="majorEastAsia" w:hAnsiTheme="majorHAnsi" w:cstheme="majorBidi"/>
+      <w:rFonts/>
       <w:b/>
       <w:bCs/>
       <w:color w:val="4F81BD" w:themeColor="accent1"/>
@@ -1011,7 +844,7 @@
       <w:outlineLvl w:val="3"/>
     </w:pPr>
     <w:rPr>
-      <w:rFonts w:asciiTheme="majorHAnsi" w:eastAsiaTheme="majorEastAsia" w:hAnsiTheme="majorHAnsi" w:cstheme="majorBidi"/>
+      <w:rFonts/>
       <w:b/>
       <w:bCs/>
       <w:i/>
@@ -1036,7 +869,7 @@
       <w:outlineLvl w:val="4"/>
     </w:pPr>
     <w:rPr>
-      <w:rFonts w:asciiTheme="majorHAnsi" w:eastAsiaTheme="majorEastAsia" w:hAnsiTheme="majorHAnsi" w:cstheme="majorBidi"/>
+      <w:rFonts/>
       <w:color w:val="243F60" w:themeColor="accent1" w:themeShade="7F"/>
     </w:rPr>
   </w:style>
@@ -1057,7 +890,7 @@
       <w:outlineLvl w:val="5"/>
     </w:pPr>
     <w:rPr>
-      <w:rFonts w:asciiTheme="majorHAnsi" w:eastAsiaTheme="majorEastAsia" w:hAnsiTheme="majorHAnsi" w:cstheme="majorBidi"/>
+      <w:rFonts/>
       <w:i/>
       <w:iCs/>
       <w:color w:val="243F60" w:themeColor="accent1" w:themeShade="7F"/>
@@ -1080,7 +913,7 @@
       <w:outlineLvl w:val="6"/>
     </w:pPr>
     <w:rPr>
-      <w:rFonts w:asciiTheme="majorHAnsi" w:eastAsiaTheme="majorEastAsia" w:hAnsiTheme="majorHAnsi" w:cstheme="majorBidi"/>
+      <w:rFonts/>
       <w:i/>
       <w:iCs/>
       <w:color w:val="404040" w:themeColor="text1" w:themeTint="BF"/>
@@ -1103,7 +936,7 @@
       <w:outlineLvl w:val="7"/>
     </w:pPr>
     <w:rPr>
-      <w:rFonts w:asciiTheme="majorHAnsi" w:eastAsiaTheme="majorEastAsia" w:hAnsiTheme="majorHAnsi" w:cstheme="majorBidi"/>
+      <w:rFonts/>
       <w:color w:val="4F81BD" w:themeColor="accent1"/>
       <w:sz w:val="20"/>
       <w:szCs w:val="20"/>
@@ -1126,7 +959,7 @@
       <w:outlineLvl w:val="8"/>
     </w:pPr>
     <w:rPr>
-      <w:rFonts w:asciiTheme="majorHAnsi" w:eastAsiaTheme="majorEastAsia" w:hAnsiTheme="majorHAnsi" w:cstheme="majorBidi"/>
+      <w:rFonts/>
       <w:i/>
       <w:iCs/>
       <w:color w:val="404040" w:themeColor="text1" w:themeTint="BF"/>
@@ -1177,7 +1010,7 @@
     <w:uiPriority w:val="9"/>
     <w:rsid w:val="00FC693F"/>
     <w:rPr>
-      <w:rFonts w:asciiTheme="majorHAnsi" w:eastAsiaTheme="majorEastAsia" w:hAnsiTheme="majorHAnsi" w:cstheme="majorBidi"/>
+      <w:rFonts/>
       <w:b/>
       <w:bCs/>
       <w:color w:val="365F91" w:themeColor="accent1" w:themeShade="BF"/>
@@ -1192,7 +1025,7 @@
     <w:uiPriority w:val="9"/>
     <w:rsid w:val="00FC693F"/>
     <w:rPr>
-      <w:rFonts w:asciiTheme="majorHAnsi" w:eastAsiaTheme="majorEastAsia" w:hAnsiTheme="majorHAnsi" w:cstheme="majorBidi"/>
+      <w:rFonts/>
       <w:b/>
       <w:bCs/>
       <w:color w:val="4F81BD" w:themeColor="accent1"/>
@@ -1207,7 +1040,7 @@
     <w:uiPriority w:val="9"/>
     <w:rsid w:val="00FC693F"/>
     <w:rPr>
-      <w:rFonts w:asciiTheme="majorHAnsi" w:eastAsiaTheme="majorEastAsia" w:hAnsiTheme="majorHAnsi" w:cstheme="majorBidi"/>
+      <w:rFonts/>
       <w:b/>
       <w:bCs/>
       <w:color w:val="4F81BD" w:themeColor="accent1"/>
@@ -1222,19 +1055,17 @@
     <w:qFormat/>
     <w:rsid w:val="00FC693F"/>
     <w:pPr>
-      <w:pBdr>
-        <w:bottom w:val="single" w:sz="8" w:space="4" w:color="4F81BD" w:themeColor="accent1"/>
-      </w:pBdr>
-      <w:spacing w:after="300" w:line="240" w:lineRule="auto"/>
+      <w:spacing w:after="120" w:line="259" w:lineRule="auto"/>
       <w:contextualSpacing/>
     </w:pPr>
     <w:rPr>
-      <w:rFonts w:asciiTheme="majorHAnsi" w:eastAsiaTheme="majorEastAsia" w:hAnsiTheme="majorHAnsi" w:cstheme="majorBidi"/>
-      <w:color w:val="17365D" w:themeColor="text2" w:themeShade="BF"/>
+      <w:rFonts w:ascii="Times New Roman" w:hAnsi="Times New Roman"/>
+      <w:color w:val="000000"/>
       <w:spacing w:val="5"/>
       <w:kern w:val="28"/>
-      <w:sz w:val="52"/>
+      <w:sz w:val="40"/>
       <w:szCs w:val="52"/>
+      <w:lang w:val="ky-KG"/>
     </w:rPr>
   </w:style>
   <w:style w:type="character" w:customStyle="1" w:styleId="TitleChar">
@@ -1244,7 +1075,7 @@
     <w:uiPriority w:val="10"/>
     <w:rsid w:val="00FC693F"/>
     <w:rPr>
-      <w:rFonts w:asciiTheme="majorHAnsi" w:eastAsiaTheme="majorEastAsia" w:hAnsiTheme="majorHAnsi" w:cstheme="majorBidi"/>
+      <w:rFonts/>
       <w:color w:val="17365D" w:themeColor="text2" w:themeShade="BF"/>
       <w:spacing w:val="5"/>
       <w:kern w:val="28"/>
@@ -1266,7 +1097,7 @@
       </w:numPr>
     </w:pPr>
     <w:rPr>
-      <w:rFonts w:asciiTheme="majorHAnsi" w:eastAsiaTheme="majorEastAsia" w:hAnsiTheme="majorHAnsi" w:cstheme="majorBidi"/>
+      <w:rFonts/>
       <w:i/>
       <w:iCs/>
       <w:color w:val="4F81BD" w:themeColor="accent1"/>
@@ -1282,7 +1113,7 @@
     <w:uiPriority w:val="11"/>
     <w:rsid w:val="00FC693F"/>
     <w:rPr>
-      <w:rFonts w:asciiTheme="majorHAnsi" w:eastAsiaTheme="majorEastAsia" w:hAnsiTheme="majorHAnsi" w:cstheme="majorBidi"/>
+      <w:rFonts/>
       <w:i/>
       <w:iCs/>
       <w:color w:val="4F81BD" w:themeColor="accent1"/>
@@ -1407,8 +1238,15 @@
       <w:numPr>
         <w:numId w:val="1"/>
       </w:numPr>
+      <w:spacing w:after="120" w:line="259" w:lineRule="auto"/>
       <w:contextualSpacing/>
     </w:pPr>
+    <w:rPr>
+      <w:rFonts w:ascii="Times New Roman" w:hAnsi="Times New Roman"/>
+      <w:color w:val="000000"/>
+      <w:sz w:val="24"/>
+      <w:lang w:val="ky-KG"/>
+    </w:rPr>
   </w:style>
   <w:style w:type="paragraph" w:styleId="ListBullet2">
     <w:name w:val="List Bullet 2"/>
@@ -1580,7 +1418,7 @@
     <w:semiHidden/>
     <w:rsid w:val="00FC693F"/>
     <w:rPr>
-      <w:rFonts w:asciiTheme="majorHAnsi" w:eastAsiaTheme="majorEastAsia" w:hAnsiTheme="majorHAnsi" w:cstheme="majorBidi"/>
+      <w:rFonts/>
       <w:b/>
       <w:bCs/>
       <w:i/>
@@ -1596,7 +1434,7 @@
     <w:semiHidden/>
     <w:rsid w:val="00FC693F"/>
     <w:rPr>
-      <w:rFonts w:asciiTheme="majorHAnsi" w:eastAsiaTheme="majorEastAsia" w:hAnsiTheme="majorHAnsi" w:cstheme="majorBidi"/>
+      <w:rFonts/>
       <w:color w:val="243F60" w:themeColor="accent1" w:themeShade="7F"/>
     </w:rPr>
   </w:style>
@@ -1608,7 +1446,7 @@
     <w:semiHidden/>
     <w:rsid w:val="00FC693F"/>
     <w:rPr>
-      <w:rFonts w:asciiTheme="majorHAnsi" w:eastAsiaTheme="majorEastAsia" w:hAnsiTheme="majorHAnsi" w:cstheme="majorBidi"/>
+      <w:rFonts/>
       <w:i/>
       <w:iCs/>
       <w:color w:val="243F60" w:themeColor="accent1" w:themeShade="7F"/>
@@ -1622,7 +1460,7 @@
     <w:semiHidden/>
     <w:rsid w:val="00FC693F"/>
     <w:rPr>
-      <w:rFonts w:asciiTheme="majorHAnsi" w:eastAsiaTheme="majorEastAsia" w:hAnsiTheme="majorHAnsi" w:cstheme="majorBidi"/>
+      <w:rFonts/>
       <w:i/>
       <w:iCs/>
       <w:color w:val="404040" w:themeColor="text1" w:themeTint="BF"/>
@@ -1636,7 +1474,7 @@
     <w:semiHidden/>
     <w:rsid w:val="00FC693F"/>
     <w:rPr>
-      <w:rFonts w:asciiTheme="majorHAnsi" w:eastAsiaTheme="majorEastAsia" w:hAnsiTheme="majorHAnsi" w:cstheme="majorBidi"/>
+      <w:rFonts/>
       <w:color w:val="4F81BD" w:themeColor="accent1"/>
       <w:sz w:val="20"/>
       <w:szCs w:val="20"/>
@@ -1650,7 +1488,7 @@
     <w:semiHidden/>
     <w:rsid w:val="00FC693F"/>
     <w:rPr>
-      <w:rFonts w:asciiTheme="majorHAnsi" w:eastAsiaTheme="majorEastAsia" w:hAnsiTheme="majorHAnsi" w:cstheme="majorBidi"/>
+      <w:rFonts/>
       <w:i/>
       <w:iCs/>
       <w:color w:val="404040" w:themeColor="text1" w:themeTint="BF"/>
@@ -1709,9 +1547,6 @@
     <w:qFormat/>
     <w:rsid w:val="00FC693F"/>
     <w:pPr>
-      <w:pBdr>
-        <w:bottom w:val="single" w:sz="4" w:space="4" w:color="4F81BD" w:themeColor="accent1"/>
-      </w:pBdr>
       <w:spacing w:before="200" w:after="280"/>
       <w:ind w:left="936" w:right="936"/>
     </w:pPr>
@@ -3239,7 +3074,7 @@
         <w:spacing w:before="0" w:after="0" w:line="240" w:lineRule="auto"/>
       </w:pPr>
       <w:rPr>
-        <w:rFonts w:asciiTheme="majorHAnsi" w:eastAsiaTheme="majorEastAsia" w:hAnsiTheme="majorHAnsi" w:cstheme="majorBidi"/>
+        <w:rFonts/>
         <w:b/>
         <w:bCs/>
       </w:rPr>
@@ -3260,7 +3095,7 @@
         <w:spacing w:before="0" w:after="0" w:line="240" w:lineRule="auto"/>
       </w:pPr>
       <w:rPr>
-        <w:rFonts w:asciiTheme="majorHAnsi" w:eastAsiaTheme="majorEastAsia" w:hAnsiTheme="majorHAnsi" w:cstheme="majorBidi"/>
+        <w:rFonts/>
         <w:b/>
         <w:bCs/>
       </w:rPr>
@@ -3278,14 +3113,14 @@
     </w:tblStylePr>
     <w:tblStylePr w:type="firstCol">
       <w:rPr>
-        <w:rFonts w:asciiTheme="majorHAnsi" w:eastAsiaTheme="majorEastAsia" w:hAnsiTheme="majorHAnsi" w:cstheme="majorBidi"/>
+        <w:rFonts/>
         <w:b/>
         <w:bCs/>
       </w:rPr>
     </w:tblStylePr>
     <w:tblStylePr w:type="lastCol">
       <w:rPr>
-        <w:rFonts w:asciiTheme="majorHAnsi" w:eastAsiaTheme="majorEastAsia" w:hAnsiTheme="majorHAnsi" w:cstheme="majorBidi"/>
+        <w:rFonts/>
         <w:b/>
         <w:bCs/>
       </w:rPr>
@@ -3369,7 +3204,7 @@
         <w:spacing w:before="0" w:after="0" w:line="240" w:lineRule="auto"/>
       </w:pPr>
       <w:rPr>
-        <w:rFonts w:asciiTheme="majorHAnsi" w:eastAsiaTheme="majorEastAsia" w:hAnsiTheme="majorHAnsi" w:cstheme="majorBidi"/>
+        <w:rFonts/>
         <w:b/>
         <w:bCs/>
       </w:rPr>
@@ -3390,7 +3225,7 @@
         <w:spacing w:before="0" w:after="0" w:line="240" w:lineRule="auto"/>
       </w:pPr>
       <w:rPr>
-        <w:rFonts w:asciiTheme="majorHAnsi" w:eastAsiaTheme="majorEastAsia" w:hAnsiTheme="majorHAnsi" w:cstheme="majorBidi"/>
+        <w:rFonts/>
         <w:b/>
         <w:bCs/>
       </w:rPr>
@@ -3408,14 +3243,14 @@
     </w:tblStylePr>
     <w:tblStylePr w:type="firstCol">
       <w:rPr>
-        <w:rFonts w:asciiTheme="majorHAnsi" w:eastAsiaTheme="majorEastAsia" w:hAnsiTheme="majorHAnsi" w:cstheme="majorBidi"/>
+        <w:rFonts/>
         <w:b/>
         <w:bCs/>
       </w:rPr>
     </w:tblStylePr>
     <w:tblStylePr w:type="lastCol">
       <w:rPr>
-        <w:rFonts w:asciiTheme="majorHAnsi" w:eastAsiaTheme="majorEastAsia" w:hAnsiTheme="majorHAnsi" w:cstheme="majorBidi"/>
+        <w:rFonts/>
         <w:b/>
         <w:bCs/>
       </w:rPr>
@@ -3499,7 +3334,7 @@
         <w:spacing w:before="0" w:after="0" w:line="240" w:lineRule="auto"/>
       </w:pPr>
       <w:rPr>
-        <w:rFonts w:asciiTheme="majorHAnsi" w:eastAsiaTheme="majorEastAsia" w:hAnsiTheme="majorHAnsi" w:cstheme="majorBidi"/>
+        <w:rFonts/>
         <w:b/>
         <w:bCs/>
       </w:rPr>
@@ -3520,7 +3355,7 @@
         <w:spacing w:before="0" w:after="0" w:line="240" w:lineRule="auto"/>
       </w:pPr>
       <w:rPr>
-        <w:rFonts w:asciiTheme="majorHAnsi" w:eastAsiaTheme="majorEastAsia" w:hAnsiTheme="majorHAnsi" w:cstheme="majorBidi"/>
+        <w:rFonts/>
         <w:b/>
         <w:bCs/>
       </w:rPr>
@@ -3538,14 +3373,14 @@
     </w:tblStylePr>
     <w:tblStylePr w:type="firstCol">
       <w:rPr>
-        <w:rFonts w:asciiTheme="majorHAnsi" w:eastAsiaTheme="majorEastAsia" w:hAnsiTheme="majorHAnsi" w:cstheme="majorBidi"/>
+        <w:rFonts/>
         <w:b/>
         <w:bCs/>
       </w:rPr>
     </w:tblStylePr>
     <w:tblStylePr w:type="lastCol">
       <w:rPr>
-        <w:rFonts w:asciiTheme="majorHAnsi" w:eastAsiaTheme="majorEastAsia" w:hAnsiTheme="majorHAnsi" w:cstheme="majorBidi"/>
+        <w:rFonts/>
         <w:b/>
         <w:bCs/>
       </w:rPr>
@@ -3629,7 +3464,7 @@
         <w:spacing w:before="0" w:after="0" w:line="240" w:lineRule="auto"/>
       </w:pPr>
       <w:rPr>
-        <w:rFonts w:asciiTheme="majorHAnsi" w:eastAsiaTheme="majorEastAsia" w:hAnsiTheme="majorHAnsi" w:cstheme="majorBidi"/>
+        <w:rFonts/>
         <w:b/>
         <w:bCs/>
       </w:rPr>
@@ -3650,7 +3485,7 @@
         <w:spacing w:before="0" w:after="0" w:line="240" w:lineRule="auto"/>
       </w:pPr>
       <w:rPr>
-        <w:rFonts w:asciiTheme="majorHAnsi" w:eastAsiaTheme="majorEastAsia" w:hAnsiTheme="majorHAnsi" w:cstheme="majorBidi"/>
+        <w:rFonts/>
         <w:b/>
         <w:bCs/>
       </w:rPr>
@@ -3668,14 +3503,14 @@
     </w:tblStylePr>
     <w:tblStylePr w:type="firstCol">
       <w:rPr>
-        <w:rFonts w:asciiTheme="majorHAnsi" w:eastAsiaTheme="majorEastAsia" w:hAnsiTheme="majorHAnsi" w:cstheme="majorBidi"/>
+        <w:rFonts/>
         <w:b/>
         <w:bCs/>
       </w:rPr>
     </w:tblStylePr>
     <w:tblStylePr w:type="lastCol">
       <w:rPr>
-        <w:rFonts w:asciiTheme="majorHAnsi" w:eastAsiaTheme="majorEastAsia" w:hAnsiTheme="majorHAnsi" w:cstheme="majorBidi"/>
+        <w:rFonts/>
         <w:b/>
         <w:bCs/>
       </w:rPr>
@@ -3759,7 +3594,7 @@
         <w:spacing w:before="0" w:after="0" w:line="240" w:lineRule="auto"/>
       </w:pPr>
       <w:rPr>
-        <w:rFonts w:asciiTheme="majorHAnsi" w:eastAsiaTheme="majorEastAsia" w:hAnsiTheme="majorHAnsi" w:cstheme="majorBidi"/>
+        <w:rFonts/>
         <w:b/>
         <w:bCs/>
       </w:rPr>
@@ -3780,7 +3615,7 @@
         <w:spacing w:before="0" w:after="0" w:line="240" w:lineRule="auto"/>
       </w:pPr>
       <w:rPr>
-        <w:rFonts w:asciiTheme="majorHAnsi" w:eastAsiaTheme="majorEastAsia" w:hAnsiTheme="majorHAnsi" w:cstheme="majorBidi"/>
+        <w:rFonts/>
         <w:b/>
         <w:bCs/>
       </w:rPr>
@@ -3798,14 +3633,14 @@
     </w:tblStylePr>
     <w:tblStylePr w:type="firstCol">
       <w:rPr>
-        <w:rFonts w:asciiTheme="majorHAnsi" w:eastAsiaTheme="majorEastAsia" w:hAnsiTheme="majorHAnsi" w:cstheme="majorBidi"/>
+        <w:rFonts/>
         <w:b/>
         <w:bCs/>
       </w:rPr>
     </w:tblStylePr>
     <w:tblStylePr w:type="lastCol">
       <w:rPr>
-        <w:rFonts w:asciiTheme="majorHAnsi" w:eastAsiaTheme="majorEastAsia" w:hAnsiTheme="majorHAnsi" w:cstheme="majorBidi"/>
+        <w:rFonts/>
         <w:b/>
         <w:bCs/>
       </w:rPr>
@@ -3889,7 +3724,7 @@
         <w:spacing w:before="0" w:after="0" w:line="240" w:lineRule="auto"/>
       </w:pPr>
       <w:rPr>
-        <w:rFonts w:asciiTheme="majorHAnsi" w:eastAsiaTheme="majorEastAsia" w:hAnsiTheme="majorHAnsi" w:cstheme="majorBidi"/>
+        <w:rFonts/>
         <w:b/>
         <w:bCs/>
       </w:rPr>
@@ -3910,7 +3745,7 @@
         <w:spacing w:before="0" w:after="0" w:line="240" w:lineRule="auto"/>
       </w:pPr>
       <w:rPr>
-        <w:rFonts w:asciiTheme="majorHAnsi" w:eastAsiaTheme="majorEastAsia" w:hAnsiTheme="majorHAnsi" w:cstheme="majorBidi"/>
+        <w:rFonts/>
         <w:b/>
         <w:bCs/>
       </w:rPr>
@@ -3928,14 +3763,14 @@
     </w:tblStylePr>
     <w:tblStylePr w:type="firstCol">
       <w:rPr>
-        <w:rFonts w:asciiTheme="majorHAnsi" w:eastAsiaTheme="majorEastAsia" w:hAnsiTheme="majorHAnsi" w:cstheme="majorBidi"/>
+        <w:rFonts/>
         <w:b/>
         <w:bCs/>
       </w:rPr>
     </w:tblStylePr>
     <w:tblStylePr w:type="lastCol">
       <w:rPr>
-        <w:rFonts w:asciiTheme="majorHAnsi" w:eastAsiaTheme="majorEastAsia" w:hAnsiTheme="majorHAnsi" w:cstheme="majorBidi"/>
+        <w:rFonts/>
         <w:b/>
         <w:bCs/>
       </w:rPr>
@@ -4019,7 +3854,7 @@
         <w:spacing w:before="0" w:after="0" w:line="240" w:lineRule="auto"/>
       </w:pPr>
       <w:rPr>
-        <w:rFonts w:asciiTheme="majorHAnsi" w:eastAsiaTheme="majorEastAsia" w:hAnsiTheme="majorHAnsi" w:cstheme="majorBidi"/>
+        <w:rFonts/>
         <w:b/>
         <w:bCs/>
       </w:rPr>
@@ -4040,7 +3875,7 @@
         <w:spacing w:before="0" w:after="0" w:line="240" w:lineRule="auto"/>
       </w:pPr>
       <w:rPr>
-        <w:rFonts w:asciiTheme="majorHAnsi" w:eastAsiaTheme="majorEastAsia" w:hAnsiTheme="majorHAnsi" w:cstheme="majorBidi"/>
+        <w:rFonts/>
         <w:b/>
         <w:bCs/>
       </w:rPr>
@@ -4058,14 +3893,14 @@
     </w:tblStylePr>
     <w:tblStylePr w:type="firstCol">
       <w:rPr>
-        <w:rFonts w:asciiTheme="majorHAnsi" w:eastAsiaTheme="majorEastAsia" w:hAnsiTheme="majorHAnsi" w:cstheme="majorBidi"/>
+        <w:rFonts/>
         <w:b/>
         <w:bCs/>
       </w:rPr>
     </w:tblStylePr>
     <w:tblStylePr w:type="lastCol">
       <w:rPr>
-        <w:rFonts w:asciiTheme="majorHAnsi" w:eastAsiaTheme="majorEastAsia" w:hAnsiTheme="majorHAnsi" w:cstheme="majorBidi"/>
+        <w:rFonts/>
         <w:b/>
         <w:bCs/>
       </w:rPr>
@@ -5930,7 +5765,7 @@
     </w:tblPr>
     <w:tblStylePr w:type="firstRow">
       <w:rPr>
-        <w:rFonts w:asciiTheme="majorHAnsi" w:eastAsiaTheme="majorEastAsia" w:hAnsiTheme="majorHAnsi" w:cstheme="majorBidi"/>
+        <w:rFonts/>
       </w:rPr>
       <w:tblPr/>
       <w:tcPr>
@@ -6014,7 +5849,7 @@
     </w:tblPr>
     <w:tblStylePr w:type="firstRow">
       <w:rPr>
-        <w:rFonts w:asciiTheme="majorHAnsi" w:eastAsiaTheme="majorEastAsia" w:hAnsiTheme="majorHAnsi" w:cstheme="majorBidi"/>
+        <w:rFonts/>
       </w:rPr>
       <w:tblPr/>
       <w:tcPr>
@@ -6098,7 +5933,7 @@
     </w:tblPr>
     <w:tblStylePr w:type="firstRow">
       <w:rPr>
-        <w:rFonts w:asciiTheme="majorHAnsi" w:eastAsiaTheme="majorEastAsia" w:hAnsiTheme="majorHAnsi" w:cstheme="majorBidi"/>
+        <w:rFonts/>
       </w:rPr>
       <w:tblPr/>
       <w:tcPr>
@@ -6182,7 +6017,7 @@
     </w:tblPr>
     <w:tblStylePr w:type="firstRow">
       <w:rPr>
-        <w:rFonts w:asciiTheme="majorHAnsi" w:eastAsiaTheme="majorEastAsia" w:hAnsiTheme="majorHAnsi" w:cstheme="majorBidi"/>
+        <w:rFonts/>
       </w:rPr>
       <w:tblPr/>
       <w:tcPr>
@@ -6266,7 +6101,7 @@
     </w:tblPr>
     <w:tblStylePr w:type="firstRow">
       <w:rPr>
-        <w:rFonts w:asciiTheme="majorHAnsi" w:eastAsiaTheme="majorEastAsia" w:hAnsiTheme="majorHAnsi" w:cstheme="majorBidi"/>
+        <w:rFonts/>
       </w:rPr>
       <w:tblPr/>
       <w:tcPr>
@@ -6350,7 +6185,7 @@
     </w:tblPr>
     <w:tblStylePr w:type="firstRow">
       <w:rPr>
-        <w:rFonts w:asciiTheme="majorHAnsi" w:eastAsiaTheme="majorEastAsia" w:hAnsiTheme="majorHAnsi" w:cstheme="majorBidi"/>
+        <w:rFonts/>
       </w:rPr>
       <w:tblPr/>
       <w:tcPr>
@@ -6434,7 +6269,7 @@
     </w:tblPr>
     <w:tblStylePr w:type="firstRow">
       <w:rPr>
-        <w:rFonts w:asciiTheme="majorHAnsi" w:eastAsiaTheme="majorEastAsia" w:hAnsiTheme="majorHAnsi" w:cstheme="majorBidi"/>
+        <w:rFonts/>
       </w:rPr>
       <w:tblPr/>
       <w:tcPr>
@@ -6499,7 +6334,7 @@
       <w:spacing w:after="0" w:line="240" w:lineRule="auto"/>
     </w:pPr>
     <w:rPr>
-      <w:rFonts w:asciiTheme="majorHAnsi" w:eastAsiaTheme="majorEastAsia" w:hAnsiTheme="majorHAnsi" w:cstheme="majorBidi"/>
+      <w:rFonts/>
       <w:color w:val="000000" w:themeColor="text1"/>
     </w:rPr>
     <w:tblPr>
@@ -6627,7 +6462,7 @@
       <w:spacing w:after="0" w:line="240" w:lineRule="auto"/>
     </w:pPr>
     <w:rPr>
-      <w:rFonts w:asciiTheme="majorHAnsi" w:eastAsiaTheme="majorEastAsia" w:hAnsiTheme="majorHAnsi" w:cstheme="majorBidi"/>
+      <w:rFonts/>
       <w:color w:val="000000" w:themeColor="text1"/>
     </w:rPr>
     <w:tblPr>
@@ -6755,7 +6590,7 @@
       <w:spacing w:after="0" w:line="240" w:lineRule="auto"/>
     </w:pPr>
     <w:rPr>
-      <w:rFonts w:asciiTheme="majorHAnsi" w:eastAsiaTheme="majorEastAsia" w:hAnsiTheme="majorHAnsi" w:cstheme="majorBidi"/>
+      <w:rFonts/>
       <w:color w:val="000000" w:themeColor="text1"/>
     </w:rPr>
     <w:tblPr>
@@ -6883,7 +6718,7 @@
       <w:spacing w:after="0" w:line="240" w:lineRule="auto"/>
     </w:pPr>
     <w:rPr>
-      <w:rFonts w:asciiTheme="majorHAnsi" w:eastAsiaTheme="majorEastAsia" w:hAnsiTheme="majorHAnsi" w:cstheme="majorBidi"/>
+      <w:rFonts/>
       <w:color w:val="000000" w:themeColor="text1"/>
     </w:rPr>
     <w:tblPr>
@@ -7011,7 +6846,7 @@
       <w:spacing w:after="0" w:line="240" w:lineRule="auto"/>
     </w:pPr>
     <w:rPr>
-      <w:rFonts w:asciiTheme="majorHAnsi" w:eastAsiaTheme="majorEastAsia" w:hAnsiTheme="majorHAnsi" w:cstheme="majorBidi"/>
+      <w:rFonts/>
       <w:color w:val="000000" w:themeColor="text1"/>
     </w:rPr>
     <w:tblPr>
@@ -7139,7 +6974,7 @@
       <w:spacing w:after="0" w:line="240" w:lineRule="auto"/>
     </w:pPr>
     <w:rPr>
-      <w:rFonts w:asciiTheme="majorHAnsi" w:eastAsiaTheme="majorEastAsia" w:hAnsiTheme="majorHAnsi" w:cstheme="majorBidi"/>
+      <w:rFonts/>
       <w:color w:val="000000" w:themeColor="text1"/>
     </w:rPr>
     <w:tblPr>
@@ -7267,7 +7102,7 @@
       <w:spacing w:after="0" w:line="240" w:lineRule="auto"/>
     </w:pPr>
     <w:rPr>
-      <w:rFonts w:asciiTheme="majorHAnsi" w:eastAsiaTheme="majorEastAsia" w:hAnsiTheme="majorHAnsi" w:cstheme="majorBidi"/>
+      <w:rFonts/>
       <w:color w:val="000000" w:themeColor="text1"/>
     </w:rPr>
     <w:tblPr>
@@ -7906,7 +7741,7 @@
       <w:spacing w:after="0" w:line="240" w:lineRule="auto"/>
     </w:pPr>
     <w:rPr>
-      <w:rFonts w:asciiTheme="majorHAnsi" w:eastAsiaTheme="majorEastAsia" w:hAnsiTheme="majorHAnsi" w:cstheme="majorBidi"/>
+      <w:rFonts/>
       <w:color w:val="000000" w:themeColor="text1"/>
     </w:rPr>
     <w:tblPr>
@@ -8031,7 +7866,7 @@
       <w:spacing w:after="0" w:line="240" w:lineRule="auto"/>
     </w:pPr>
     <w:rPr>
-      <w:rFonts w:asciiTheme="majorHAnsi" w:eastAsiaTheme="majorEastAsia" w:hAnsiTheme="majorHAnsi" w:cstheme="majorBidi"/>
+      <w:rFonts/>
       <w:color w:val="000000" w:themeColor="text1"/>
     </w:rPr>
     <w:tblPr>
@@ -8156,7 +7991,7 @@
       <w:spacing w:after="0" w:line="240" w:lineRule="auto"/>
     </w:pPr>
     <w:rPr>
-      <w:rFonts w:asciiTheme="majorHAnsi" w:eastAsiaTheme="majorEastAsia" w:hAnsiTheme="majorHAnsi" w:cstheme="majorBidi"/>
+      <w:rFonts/>
       <w:color w:val="000000" w:themeColor="text1"/>
     </w:rPr>
     <w:tblPr>
@@ -8281,7 +8116,7 @@
       <w:spacing w:after="0" w:line="240" w:lineRule="auto"/>
     </w:pPr>
     <w:rPr>
-      <w:rFonts w:asciiTheme="majorHAnsi" w:eastAsiaTheme="majorEastAsia" w:hAnsiTheme="majorHAnsi" w:cstheme="majorBidi"/>
+      <w:rFonts/>
       <w:color w:val="000000" w:themeColor="text1"/>
     </w:rPr>
     <w:tblPr>
@@ -8406,7 +8241,7 @@
       <w:spacing w:after="0" w:line="240" w:lineRule="auto"/>
     </w:pPr>
     <w:rPr>
-      <w:rFonts w:asciiTheme="majorHAnsi" w:eastAsiaTheme="majorEastAsia" w:hAnsiTheme="majorHAnsi" w:cstheme="majorBidi"/>
+      <w:rFonts/>
       <w:color w:val="000000" w:themeColor="text1"/>
     </w:rPr>
     <w:tblPr>
@@ -8531,7 +8366,7 @@
       <w:spacing w:after="0" w:line="240" w:lineRule="auto"/>
     </w:pPr>
     <w:rPr>
-      <w:rFonts w:asciiTheme="majorHAnsi" w:eastAsiaTheme="majorEastAsia" w:hAnsiTheme="majorHAnsi" w:cstheme="majorBidi"/>
+      <w:rFonts/>
       <w:color w:val="000000" w:themeColor="text1"/>
     </w:rPr>
     <w:tblPr>
@@ -8656,7 +8491,7 @@
       <w:spacing w:after="0" w:line="240" w:lineRule="auto"/>
     </w:pPr>
     <w:rPr>
-      <w:rFonts w:asciiTheme="majorHAnsi" w:eastAsiaTheme="majorEastAsia" w:hAnsiTheme="majorHAnsi" w:cstheme="majorBidi"/>
+      <w:rFonts/>
       <w:color w:val="000000" w:themeColor="text1"/>
     </w:rPr>
     <w:tblPr>
